--- a/Documents/LAPORAN TUGAS AKHIR_SULISTYAWAN ABDILLAH ROSYID.docx
+++ b/Documents/LAPORAN TUGAS AKHIR_SULISTYAWAN ABDILLAH ROSYID.docx
@@ -10190,49 +10190,479 @@
       </w:r>
     </w:p>
     <w:p/>
+    <w:p>
+      <w:pPr>
+        <w:pStyle w:val="Heading2"/>
+      </w:pPr>
+      <w:bookmarkStart w:id="35" w:name="_Toc202422263"/>
+      <w:r>
+        <w:t>Peru</w:t>
+      </w:r>
+      <w:r>
+        <w:t>musan Masalah</w:t>
+      </w:r>
+      <w:bookmarkEnd w:id="35"/>
+    </w:p>
+    <w:p>
+      <w:r>
+        <w:t>Berdasarkan latar belakang, maka didapatkan rumusan masalah sebagai berikut:</w:t>
+      </w:r>
+    </w:p>
+    <w:p>
+      <w:r>
+        <w:t>1.</w:t>
+      </w:r>
+      <w:r>
+        <w:tab/>
+        <w:t>Bagaimana mengimplementasikan Reinforcement Learning untuk membuat sebuah agen AI yang mampu bermain gim “Snake” secara baik ?</w:t>
+      </w:r>
+    </w:p>
+    <w:p>
+      <w:r>
+        <w:t>2.</w:t>
+      </w:r>
+      <w:r>
+        <w:tab/>
+        <w:t>Apa saja parameter yang memengaruhi kinerja agen dalam permainan dan bagaimana pengaruhnya ?</w:t>
+      </w:r>
+    </w:p>
+    <w:p>
+      <w:r>
+        <w:t>3.</w:t>
+      </w:r>
+      <w:r>
+        <w:tab/>
+        <w:t>Bagaimana mengukur efektivitas algoritma Reinforcement Learning dengan metode Bellman dibandingkan dengan metode lain dalam permainan Snake?</w:t>
+      </w:r>
+    </w:p>
+    <w:p>
+      <w:pPr>
+        <w:pStyle w:val="Heading2"/>
+      </w:pPr>
+      <w:bookmarkStart w:id="36" w:name="_Toc202422264"/>
+      <w:r>
+        <w:t>Tujuan Penelitian</w:t>
+      </w:r>
+      <w:bookmarkEnd w:id="36"/>
+    </w:p>
+    <w:p>
+      <w:r>
+        <w:t>Sesuai dengan rumusan masalah, tujuan dari penelitian ini adalah sebagai berikut:</w:t>
+      </w:r>
+    </w:p>
+    <w:p>
+      <w:r>
+        <w:t>1.</w:t>
+      </w:r>
+      <w:r>
+        <w:tab/>
+        <w:t>Mengimplementasikan algoritma Reinforcement Learning pada sebuah agen untuk gim “Snake” secara baik.</w:t>
+      </w:r>
+    </w:p>
+    <w:p>
+      <w:r>
+        <w:t>2.</w:t>
+      </w:r>
+      <w:r>
+        <w:tab/>
+        <w:t>Mengetahui parameter yang memengaruhi kinerja agen dalam permainan dan bagaimana pengaruh dari parameter tersebut terhadap kinerja agen.</w:t>
+      </w:r>
+    </w:p>
+    <w:p>
+      <w:r>
+        <w:t>3.</w:t>
+      </w:r>
+      <w:r>
+        <w:tab/>
+        <w:t xml:space="preserve">Membandingkan efektivitas dari algoritma </w:t>
+      </w:r>
+      <w:r>
+        <w:rPr>
+          <w:i/>
+          <w:iCs/>
+        </w:rPr>
+        <w:t>Reinforcement Learning</w:t>
+      </w:r>
+      <w:r>
+        <w:t xml:space="preserve"> pada gim “Snake” dengan framework Bellman dan Monte Carlo.</w:t>
+      </w:r>
+    </w:p>
     <w:p/>
     <w:p>
       <w:pPr>
         <w:pStyle w:val="Heading2"/>
       </w:pPr>
-      <w:bookmarkStart w:id="35" w:name="_Toc202422263"/>
-      <w:r>
-        <w:t>Rumusan Masalah</w:t>
-      </w:r>
-      <w:bookmarkEnd w:id="35"/>
+      <w:bookmarkStart w:id="37" w:name="_Toc202422265"/>
+      <w:r>
+        <w:t>Batasan Penelitian</w:t>
+      </w:r>
+      <w:bookmarkEnd w:id="37"/>
+    </w:p>
+    <w:p>
+      <w:r>
+        <w:t>Adapun batasan masalah pada penelitian adalah sebagai berikut:</w:t>
+      </w:r>
+    </w:p>
+    <w:p>
+      <w:r>
+        <w:t>1.</w:t>
+      </w:r>
+      <w:r>
+        <w:tab/>
+        <w:t xml:space="preserve">Algoritma yang digunakan adalah variasi dari jenis-jenis tertentu dari </w:t>
+      </w:r>
+      <w:r>
+        <w:rPr>
+          <w:i/>
+          <w:iCs/>
+        </w:rPr>
+        <w:t>Reinforcement Learning Deep Q-Network</w:t>
+      </w:r>
+      <w:r>
+        <w:t xml:space="preserve"> atau varian lain yang relevan.</w:t>
+      </w:r>
+    </w:p>
+    <w:p>
+      <w:r>
+        <w:lastRenderedPageBreak/>
+        <w:t>2.</w:t>
+      </w:r>
+      <w:r>
+        <w:tab/>
+        <w:t>Implementasi akan dilakukan dengan framework atau library tertentu seperti PyTorch.</w:t>
+      </w:r>
+    </w:p>
+    <w:p>
+      <w:r>
+        <w:t>3.</w:t>
+      </w:r>
+      <w:r>
+        <w:tab/>
+        <w:t>Pelatihan agen akan difokuskan pada permainan Snake 2 dimensi tanpa modifikasi aturan atau lingkungan permainan yang kompleks.</w:t>
+      </w:r>
+    </w:p>
+    <w:p>
+      <w:r>
+        <w:t>4.</w:t>
+      </w:r>
+      <w:r>
+        <w:tab/>
+        <w:t>Analisis berfokus pada bagaimana variasi  parameter ini mempengaruhi kinerja agen dalam hal skor rata-rata, panjang antrean, dan waktu bertahan hidup.</w:t>
+      </w:r>
+    </w:p>
+    <w:p>
+      <w:r>
+        <w:t>5.</w:t>
+      </w:r>
+      <w:r>
+        <w:tab/>
+        <w:t xml:space="preserve">Parameter yang akan dianalisis meliputi ukuran grid, kecepatan permainan, struktur reward system, dan parameter internal algoritma </w:t>
+      </w:r>
+      <w:r>
+        <w:rPr>
+          <w:i/>
+          <w:iCs/>
+        </w:rPr>
+        <w:t>Reinforcement Learning</w:t>
+      </w:r>
+      <w:r>
+        <w:t xml:space="preserve"> seperti </w:t>
+      </w:r>
+      <w:r>
+        <w:rPr>
+          <w:i/>
+          <w:iCs/>
+        </w:rPr>
+        <w:t xml:space="preserve">learning rate, discount factor, </w:t>
+      </w:r>
+      <w:r>
+        <w:t>dan</w:t>
+      </w:r>
+      <w:r>
+        <w:rPr>
+          <w:i/>
+          <w:iCs/>
+        </w:rPr>
+        <w:t xml:space="preserve"> exploration rate</w:t>
+      </w:r>
+      <w:r>
+        <w:t>.</w:t>
+      </w:r>
+    </w:p>
+    <w:p>
+      <w:r>
+        <w:t>6.</w:t>
+      </w:r>
+      <w:r>
+        <w:tab/>
+        <w:t xml:space="preserve">Kinerja agen yang diperoleh dari algoritma </w:t>
+      </w:r>
+      <w:r>
+        <w:rPr>
+          <w:i/>
+          <w:iCs/>
+        </w:rPr>
+        <w:t>Reinforcement Learning</w:t>
+      </w:r>
+      <w:r>
+        <w:t xml:space="preserve"> dilakukan dengan pendekatan metode Bellman dan Monte Carlo.</w:t>
+      </w:r>
+    </w:p>
+    <w:p>
+      <w:r>
+        <w:t>7.</w:t>
+      </w:r>
+      <w:r>
+        <w:tab/>
+        <w:t>Evaluasi didasarkan pada metrik kinerja seperti skor rata-rata yang dicapai oleh agen, panjang antrean maksimum yang dicapai, dan stabilitas kinerja.</w:t>
+      </w:r>
+    </w:p>
+    <w:p>
+      <w:r>
+        <w:t>8.</w:t>
+      </w:r>
+      <w:r>
+        <w:tab/>
+        <w:t>Penelitian ini dibatasi pada evaluasi dalam lingkungan simulasi, tanpa penerapan langsung di luar lingkup permainan Snake.</w:t>
+      </w:r>
     </w:p>
     <w:p/>
     <w:p>
       <w:pPr>
         <w:pStyle w:val="Heading2"/>
       </w:pPr>
-      <w:bookmarkStart w:id="36" w:name="_Toc202422264"/>
-      <w:r>
-        <w:t>Tujuan Penelitian</w:t>
-      </w:r>
-      <w:bookmarkEnd w:id="36"/>
-    </w:p>
-    <w:p/>
-    <w:p>
-      <w:pPr>
-        <w:pStyle w:val="Heading2"/>
-      </w:pPr>
-      <w:bookmarkStart w:id="37" w:name="_Toc202422265"/>
-      <w:r>
-        <w:t>Batasan Penelitian</w:t>
-      </w:r>
-      <w:bookmarkEnd w:id="37"/>
-    </w:p>
-    <w:p/>
-    <w:p>
-      <w:pPr>
-        <w:pStyle w:val="Heading2"/>
-      </w:pPr>
       <w:bookmarkStart w:id="38" w:name="_Toc202422266"/>
       <w:r>
         <w:t>Manfaat Penelitian</w:t>
       </w:r>
       <w:bookmarkEnd w:id="38"/>
+    </w:p>
+    <w:p>
+      <w:pPr>
+        <w:ind w:firstLine="576"/>
+        <w:rPr>
+          <w:rFonts w:cs="Times New Roman"/>
+        </w:rPr>
+      </w:pPr>
+      <w:r>
+        <w:rPr>
+          <w:rFonts w:cs="Times New Roman"/>
+        </w:rPr>
+        <w:t xml:space="preserve">Adapun manfaat secara umum dari penelitian ini adalah </w:t>
+      </w:r>
+      <w:r>
+        <w:rPr>
+          <w:rFonts w:cs="Times New Roman"/>
+        </w:rPr>
+        <w:t>memberikan wawasan lebih dalam tentang cara kerja algoritm</w:t>
+      </w:r>
+      <w:r>
+        <w:rPr>
+          <w:rFonts w:cs="Times New Roman"/>
+        </w:rPr>
+        <w:t>a</w:t>
+      </w:r>
+      <w:r>
+        <w:rPr>
+          <w:rFonts w:cs="Times New Roman"/>
+        </w:rPr>
+        <w:t xml:space="preserve"> pembelajaran penguatan dalam lingkungan  dinamis berbasis aturan seperti Permainan </w:t>
+      </w:r>
+      <w:r>
+        <w:rPr>
+          <w:rFonts w:cs="Times New Roman"/>
+          <w:i/>
+          <w:iCs/>
+        </w:rPr>
+        <w:t>Snake</w:t>
+      </w:r>
+      <w:r>
+        <w:rPr>
+          <w:rFonts w:cs="Times New Roman"/>
+        </w:rPr>
+        <w:t xml:space="preserve">. </w:t>
+      </w:r>
+      <w:r>
+        <w:rPr>
+          <w:rFonts w:cs="Times New Roman"/>
+        </w:rPr>
+        <w:t xml:space="preserve">Hasil  penelitian ini dapat mengarah pada pengembangan dan peningkatan algoritma </w:t>
+      </w:r>
+      <w:r>
+        <w:rPr>
+          <w:rFonts w:cs="Times New Roman"/>
+          <w:i/>
+          <w:iCs/>
+        </w:rPr>
+        <w:t>Reinforcement Learning</w:t>
+      </w:r>
+      <w:r>
+        <w:rPr>
+          <w:rFonts w:cs="Times New Roman"/>
+        </w:rPr>
+        <w:t xml:space="preserve"> yang lebih efisien dan efektif.</w:t>
+      </w:r>
+      <w:r>
+        <w:rPr>
+          <w:rFonts w:cs="Times New Roman"/>
+        </w:rPr>
+        <w:t xml:space="preserve"> </w:t>
+      </w:r>
+      <w:r>
+        <w:rPr>
+          <w:rFonts w:cs="Times New Roman"/>
+        </w:rPr>
+        <w:t>Permainan Ular berfungsi sebagai studi kasus yang sangat baik untuk membuat prototipe aplikasi RL sebelum menerapkannya pada masalah dunia nyata yang lebih kompleks.</w:t>
+      </w:r>
+      <w:r>
+        <w:rPr>
+          <w:rFonts w:cs="Times New Roman"/>
+        </w:rPr>
+        <w:t xml:space="preserve"> </w:t>
+      </w:r>
+    </w:p>
+    <w:p>
+      <w:pPr>
+        <w:ind w:firstLine="720"/>
+        <w:rPr>
+          <w:rFonts w:cs="Times New Roman"/>
+        </w:rPr>
+      </w:pPr>
+      <w:r>
+        <w:rPr>
+          <w:rFonts w:cs="Times New Roman"/>
+        </w:rPr>
+        <w:t>P</w:t>
+      </w:r>
+      <w:r>
+        <w:rPr>
+          <w:rFonts w:cs="Times New Roman"/>
+        </w:rPr>
+        <w:t>eneliti yang berpartisipasi dalam penelitian ini akan mendapatkan pengalaman langsung menerapkan dan menguji algoritm</w:t>
+      </w:r>
+      <w:r>
+        <w:rPr>
+          <w:rFonts w:cs="Times New Roman"/>
+        </w:rPr>
+        <w:t>a</w:t>
+      </w:r>
+      <w:r>
+        <w:rPr>
+          <w:rFonts w:cs="Times New Roman"/>
+        </w:rPr>
+        <w:t xml:space="preserve"> AI serta mengembangkan keterampilan analisis data dan pemecahan masalah.</w:t>
+      </w:r>
+      <w:r>
+        <w:rPr>
+          <w:rFonts w:cs="Times New Roman"/>
+        </w:rPr>
+        <w:t xml:space="preserve"> </w:t>
+      </w:r>
+      <w:r>
+        <w:rPr>
+          <w:rFonts w:cs="Times New Roman"/>
+        </w:rPr>
+        <w:t xml:space="preserve"> Studi ini memungkinkan </w:t>
+      </w:r>
+      <w:r>
+        <w:rPr>
+          <w:rFonts w:cs="Times New Roman"/>
+        </w:rPr>
+        <w:t xml:space="preserve">peneliti untuk </w:t>
+      </w:r>
+      <w:r>
+        <w:rPr>
+          <w:rFonts w:cs="Times New Roman"/>
+        </w:rPr>
+        <w:t xml:space="preserve">mengembangkan keterampilan teknis dalam pemrograman, menggunakan </w:t>
+      </w:r>
+      <w:r>
+        <w:rPr>
+          <w:rFonts w:cs="Times New Roman"/>
+          <w:i/>
+          <w:iCs/>
+        </w:rPr>
+        <w:t>libary</w:t>
+      </w:r>
+      <w:r>
+        <w:rPr>
+          <w:rFonts w:cs="Times New Roman"/>
+        </w:rPr>
+        <w:t xml:space="preserve"> AI seperti TensorFlow dan PyTorch, dan </w:t>
+      </w:r>
+      <w:r>
+        <w:rPr>
+          <w:rFonts w:cs="Times New Roman"/>
+        </w:rPr>
+        <w:lastRenderedPageBreak/>
+        <w:t>menerapkan metode ilmiah.</w:t>
+      </w:r>
+      <w:r>
+        <w:rPr>
+          <w:rFonts w:cs="Times New Roman"/>
+        </w:rPr>
+        <w:t xml:space="preserve"> </w:t>
+      </w:r>
+      <w:r>
+        <w:rPr>
+          <w:rFonts w:cs="Times New Roman"/>
+        </w:rPr>
+        <w:t xml:space="preserve">Selain itu, teknik dan wawasan yang diperoleh dengan menerapkan </w:t>
+      </w:r>
+      <w:r>
+        <w:rPr>
+          <w:rFonts w:cs="Times New Roman"/>
+          <w:i/>
+          <w:iCs/>
+        </w:rPr>
+        <w:t>Reinforcement Learning</w:t>
+      </w:r>
+      <w:r>
+        <w:rPr>
+          <w:rFonts w:cs="Times New Roman"/>
+        </w:rPr>
+        <w:t xml:space="preserve"> pada </w:t>
+      </w:r>
+      <w:r>
+        <w:rPr>
+          <w:rFonts w:cs="Times New Roman"/>
+        </w:rPr>
+        <w:t>gim</w:t>
+      </w:r>
+      <w:r>
+        <w:rPr>
+          <w:rFonts w:cs="Times New Roman"/>
+        </w:rPr>
+        <w:t xml:space="preserve"> </w:t>
+      </w:r>
+      <w:r>
+        <w:rPr>
+          <w:rFonts w:cs="Times New Roman"/>
+          <w:i/>
+          <w:iCs/>
+        </w:rPr>
+        <w:t>Snake</w:t>
+      </w:r>
+      <w:r>
+        <w:rPr>
+          <w:rFonts w:cs="Times New Roman"/>
+        </w:rPr>
+        <w:t xml:space="preserve"> dapat diterapkan pada berbagai bidang lainnya, seperti robotika, navigasi otonom, dan pengelolaan sumber daya.</w:t>
+      </w:r>
+    </w:p>
+    <w:p>
+      <w:pPr>
+        <w:ind w:firstLine="720"/>
+        <w:rPr>
+          <w:rFonts w:cs="Times New Roman"/>
+        </w:rPr>
+      </w:pPr>
+      <w:r>
+        <w:rPr>
+          <w:rFonts w:cs="Times New Roman"/>
+        </w:rPr>
+        <w:t>Penelitian ini juga memiliki manfaat signifikan bagi industri permainan. Dengan memahami dan menerapkan algoritma RL yang lebih baik, pengembang permainan dapat menciptakan pengalaman bermain yang lebih menarik dan adaptif. Algoritma yang lebih efisien dapat digunakan untuk mengembangkan karakter non-pemain (NPC) yang lebih cerdas, meningkatkan interaksi pemain, dan menciptakan tantangan yang lebih dinamis dalam permainan. Selain itu, teknik yang diperoleh dari penelitian ini dapat membantu dalam pengembangan sistem rekomendasi yang lebih baik, yang dapat meningkatkan keterlibatan pemain dan retensi pengguna dalam permainan.</w:t>
+      </w:r>
     </w:p>
     <w:p/>
     <w:p>
